--- a/DBTUNING/ch15_성능튜닝개요/ch15_성능튜닝개요.docx
+++ b/DBTUNING/ch15_성능튜닝개요/ch15_성능튜닝개요.docx
@@ -10,7 +10,7 @@
         <w:rPr>
           <w:rFonts w:ascii="맑은 고딕" w:hAnsi="맑은 고딕" w:eastAsia="맑은 고딕"/>
         </w:rPr>
-        <w:t>제1장  성능 튜닝 개요</w:t>
+        <w:t>제ch15  성능 튜닝 개요</w:t>
       </w:r>
     </w:p>
     <w:p>
@@ -23,7 +23,7 @@
           <w:b w:val="0"/>
           <w:sz w:val="21"/>
         </w:rPr>
-        <w:t>이 장은 성능 튜닝이라는 작업의 지도를 그린다. 뒤따르는 열아홉 개 장은 각자 하나의 도구나 자원을 깊게 파고들지만, 그 전에 반드시 합의해 두어야 할 것이 있다. 무엇을 '성능'이라 부르는가, 언제 손을 대야 하는가, 그리고 느린 데이터베이스 앞에서 무엇부터 봐야 하는가다. 이 세 질문에 답하지 못하면 어떤 도구도 소음만 늘릴 뿐이다. 그래서 1장의 목표는 파라미터 한두 개를 바꾸는 요령이 아니라, 성능 문제를 마주했을 때 스스로 절차를 돌릴 수 있는 사고의 틀을 세우는 것이다.</w:t>
+        <w:t>이 장은 성능 튜닝이라는 작업의 지도를 그린다. 뒤따르는 열아홉 개 장은 각자 하나의 도구나 자원을 깊게 파고들지만, 그 전에 반드시 합의해 두어야 할 것이 있다. 무엇을 '성능'이라 부르는가, 언제 손을 대야 하는가, 그리고 느린 데이터베이스 앞에서 무엇부터 봐야 하는가다. 이 세 질문에 답하지 못하면 어떤 도구도 소음만 늘릴 뿐이다. 그래서 ch15의 목표는 파라미터 한두 개를 바꾸는 요령이 아니라, 성능 문제를 마주했을 때 스스로 절차를 돌릴 수 있는 사고의 틀을 세우는 것이다.</w:t>
       </w:r>
     </w:p>
     <w:p>
@@ -36,7 +36,7 @@
           <w:b w:val="0"/>
           <w:sz w:val="21"/>
         </w:rPr>
-        <w:t>이 과정은 특정 기능을 나열하는 처방집이 아니다. 중심에는 DB Time이라는 하나의 축이 있고, 모든 진단은 결국 '이 작업이 DB Time의 몇 퍼센트를 쓰고 있는가'로 환원된다. 측정 → 병목 지목 → 원인 규명 → 조치 → 재측정이라는 순환을 스스로 돌릴 수 있게 하는 것이 이 과정 전체의 지향점이며, 1장은 그 순환의 언어와 도구를 소개한다.</w:t>
+        <w:t>이 과정은 특정 기능을 나열하는 처방집이 아니다. 중심에는 DB Time이라는 하나의 축이 있고, 모든 진단은 결국 '이 작업이 DB Time의 몇 퍼센트를 쓰고 있는가'로 환원된다. 측정 → 병목 지목 → 원인 규명 → 조치 → 재측정이라는 순환을 스스로 돌릴 수 있게 하는 것이 이 과정 전체의 지향점이며, ch15은 그 순환의 언어와 도구를 소개한다.</w:t>
       </w:r>
     </w:p>
     <w:p>
@@ -49,7 +49,7 @@
           <w:b w:val="0"/>
           <w:sz w:val="21"/>
         </w:rPr>
-        <w:t>이 과정은 ADMIN 과정을 전제하지 않는다. 다만 ADMIN 31장 '데이터베이스 모니터링 및 성능 튜닝 개요'에서 AWR·ADDM·Advisory Framework의 개념과 성능 관리 활동(사전 예방적/사후 대응적 튜닝)을 이미 소개했다. 그 장이 '이런 도구가 있고 이렇게 켠다'는 개념 소개였다면, 이 과정은 같은 도구를 판독과 실무 적용의 관점으로 확장한다. 즉 AWR을 '어떻게 켜는가'가 아니라 '보고서의 어느 줄을 보고 무엇을 판정하는가', ADDM을 '어떻게 실행하는가'가 아니라 '그 권고를 채택할 것인가 말 것인가'로 다룬다. ADMIN 31장을 듣지 않은 학습자도 이 과정만으로 완결되도록 필요한 개념은 여기서 다시 짚되, 서술의 무게중심은 항상 판독과 판단에 둔다. 실습 환경도 다르다. ADMIN 31장의 예시는 멀티테넌트(CDB/PDB)를 전제했지만, 이 과정의 실습 데이터베이스는 non-CDB 구조의 orcl 19.3이다. CDB/PDB 개념은 9장에서 ADDM 분석 범위를 설명할 때만 개념 수준으로 언급한다.</w:t>
+        <w:t>이 과정은 ADMIN 과정을 전제하지 않는다. 다만 ADMIN 31장 '데이터베이스 모니터링 및 성능 튜닝 개요'에서 AWR·ADDM·Advisory Framework의 개념과 성능 관리 활동(사전 예방적/사후 대응적 튜닝)을 이미 소개했다. 그 장이 '이런 도구가 있고 이렇게 켠다'는 개념 소개였다면, 이 과정은 같은 도구를 판독과 실무 적용의 관점으로 확장한다. 즉 AWR을 '어떻게 켜는가'가 아니라 '보고서의 어느 줄을 보고 무엇을 판정하는가', ADDM을 '어떻게 실행하는가'가 아니라 '그 권고를 채택할 것인가 말 것인가'로 다룬다. ADMIN 31장을 듣지 않은 학습자도 이 과정만으로 완결되도록 필요한 개념은 여기서 다시 짚되, 서술의 무게중심은 항상 판독과 판단에 둔다. 실습 환경도 다르다. ADMIN 31장의 예시는 멀티테넌트(CDB/PDB)를 전제했지만, 이 과정의 실습 데이터베이스는 non-CDB 구조의 orcl 19.3이다. CDB/PDB 개념은 ch24에서 ADDM 분석 범위를 설명할 때만 개념 수준으로 언급한다.</w:t>
       </w:r>
     </w:p>
     <w:p>
@@ -550,7 +550,7 @@
           <w:b w:val="0"/>
           <w:sz w:val="21"/>
         </w:rPr>
-        <w:t>값이 대부분 0인 것을 이상하게 여기지 말자. 캡처 순간 이 데이터베이스에는 부하가 거의 없었기 때문이다. Average Active Sessions가 0에 가깝다는 것은 '지금 활성 세션이 사실상 없다'는 뜻이고, 그러니 Response Time Per Txn도 0으로 나온다. 이것이 1장의 중요한 교육 포인트다. 성능 지표는 부하가 있어야 나타난다. 부하가 없으면 응답시간·처리량은 0으로 수렴하고, 조회만 하는 실습으로는 성능 데이터를 만들 수 없다. 그래서 이 과정은 5장부터 공용 부하 스크립트(WL_01~WL_06)로 실제 부하를 유발한 뒤 지표를 측정한다. 이 실측이 던지는 또 하나의 메시지는 '지금 지표가 0이라고 성능이 좋은 것이 아니라, 잴 대상이 없었다'는 것이다. 성능을 논하려면 먼저 부하가 있어야 한다.</w:t>
+        <w:t>값이 대부분 0인 것을 이상하게 여기지 말자. 캡처 순간 이 데이터베이스에는 부하가 거의 없었기 때문이다. Average Active Sessions가 0에 가깝다는 것은 '지금 활성 세션이 사실상 없다'는 뜻이고, 그러니 Response Time Per Txn도 0으로 나온다. 이것이 ch15의 중요한 교육 포인트다. 성능 지표는 부하가 있어야 나타난다. 부하가 없으면 응답시간·처리량은 0으로 수렴하고, 조회만 하는 실습으로는 성능 데이터를 만들 수 없다. 그래서 이 과정은 ch19부터 공용 부하 스크립트(WL_01~WL_06)로 실제 부하를 유발한 뒤 지표를 측정한다. 이 실측이 던지는 또 하나의 메시지는 '지금 지표가 0이라고 성능이 좋은 것이 아니라, 잴 대상이 없었다'는 것이다. 성능을 논하려면 먼저 부하가 있어야 한다.</w:t>
       </w:r>
     </w:p>
     <w:tbl>
@@ -773,7 +773,7 @@
           <w:b w:val="0"/>
           <w:sz w:val="21"/>
         </w:rPr>
-        <w:t>확장성을 떨어뜨리는 대표적 원인은 애플리케이션 설계다. 나쁜 스키마 설계는 확장되지 않는 비싼 SQL을 낳고, 나쁜 트랜잭션 설계는 잠금과 직렬화 문제를 일으키며, 나쁜 커넥션 관리는 응답시간을 악화시킨다. 같은 수의 행을 돌려주는데 논리 I/O가 더 많이 드는 SQL·인덱스 설계도 확장성을 갉아먹는다. 여기서 중요한 함의가 있다. 설계 단계에서 심어진 확장성의 한계는 나중에 하드웨어를 더 붙여도 넘지 못한다는 것이다. 병목이 애플리케이션 안에 있으면 CPU를 아무리 늘려도 직렬화 지점은 그대로다. 그래서 이 과정은 '병목이 DB 안인지 밖인지, 애플리케이션인지 구성인지'를 먼저 가르는 진단을 반복 훈련한다(20장에서 DB 밖 자원까지 확장). 확장성을 고려한 설계 자체는 2장에서 다룬다.</w:t>
+        <w:t>확장성을 떨어뜨리는 대표적 원인은 애플리케이션 설계다. 나쁜 스키마 설계는 확장되지 않는 비싼 SQL을 낳고, 나쁜 트랜잭션 설계는 잠금과 직렬화 문제를 일으키며, 나쁜 커넥션 관리는 응답시간을 악화시킨다. 같은 수의 행을 돌려주는데 논리 I/O가 더 많이 드는 SQL·인덱스 설계도 확장성을 갉아먹는다. 여기서 중요한 함의가 있다. 설계 단계에서 심어진 확장성의 한계는 나중에 하드웨어를 더 붙여도 넘지 못한다는 것이다. 병목이 애플리케이션 안에 있으면 CPU를 아무리 늘려도 직렬화 지점은 그대로다. 그래서 이 과정은 '병목이 DB 안인지 밖인지, 애플리케이션인지 구성인지'를 먼저 가르는 진단을 반복 훈련한다(ch34에서 DB 밖 자원까지 확장). 확장성을 고려한 설계 자체는 ch16에서 다룬다.</w:t>
       </w:r>
     </w:p>
     <w:p>
@@ -786,7 +786,7 @@
           <w:b w:val="0"/>
           <w:sz w:val="21"/>
         </w:rPr>
-        <w:t>증상을 원인으로 착각하는 사례는 실무에서 끝없이 반복된다. 'db file sequential read' 대기가 높다고 무조건 디스크가 느린 것이 아니다. 인덱스를 잘못 타는 SQL이 단일 블록 읽기를 대량으로 유발한 결과일 수 있고, 그렇다면 고칠 곳은 디스크가 아니라 SQL이다. 'log file sync' 대기가 높다고 리두 로그를 무작정 키울 일도 아니다. 커밋을 너무 자주 하는 애플리케이션이 원인일 수 있다. 'SQL*Net message from client'가 상위에 보인다고 네트워크가 병목인 것도 아니다. 이것은 대개 데이터베이스가 클라이언트의 다음 요청을 기다리는 유휴(idle) 시간으로, 병목이 아니라 정상이다. 이런 오판을 14장에서 대기 이벤트별로 하나씩 교정한다.</w:t>
+        <w:t>증상을 원인으로 착각하는 사례는 실무에서 끝없이 반복된다. 'db file sequential read' 대기가 높다고 무조건 디스크가 느린 것이 아니다. 인덱스를 잘못 타는 SQL이 단일 블록 읽기를 대량으로 유발한 결과일 수 있고, 그렇다면 고칠 곳은 디스크가 아니라 SQL이다. 'log file sync' 대기가 높다고 리두 로그를 무작정 키울 일도 아니다. 커밋을 너무 자주 하는 애플리케이션이 원인일 수 있다. 'SQL*Net message from client'가 상위에 보인다고 네트워크가 병목인 것도 아니다. 이것은 대개 데이터베이스가 클라이언트의 다음 요청을 기다리는 유휴(idle) 시간으로, 병목이 아니라 정상이다. 이런 오판을 ch27에서 대기 이벤트별로 하나씩 교정한다.</w:t>
       </w:r>
     </w:p>
     <w:tbl>
@@ -1101,7 +1101,7 @@
           <w:b w:val="0"/>
           <w:sz w:val="21"/>
         </w:rPr>
-        <w:t>DB time 49,551,722에서 DB CPU 8,662,345를 나누면 CPU가 약 17.5퍼센트다. 나머지 약 82.5퍼센트는 CPU가 아니라 무언가를 기다린 시간, 곧 대기다. 여기서 'DB Time = DB CPU + 대기'라는 등식이 실측으로 확인된다. 만약 이 인스턴스에서 성능 문제가 있었다면, 우리는 82.5퍼센트를 차지하는 대기가 어떤 대기 클래스에 속하는지부터 파고들어야 한다. DB Time의 구성과 시간 모델, 대기 클래스는 5장에서 이 과정의 축으로 본격적으로 다룬다. 1장에서는 '모든 진단이 이 하나의 값에서 출발한다'는 것만 확실히 해 둔다.</w:t>
+        <w:t>DB time 49,551,722에서 DB CPU 8,662,345를 나누면 CPU가 약 17.5퍼센트다. 나머지 약 82.5퍼센트는 CPU가 아니라 무언가를 기다린 시간, 곧 대기다. 여기서 'DB Time = DB CPU + 대기'라는 등식이 실측으로 확인된다. 만약 이 인스턴스에서 성능 문제가 있었다면, 우리는 82.5퍼센트를 차지하는 대기가 어떤 대기 클래스에 속하는지부터 파고들어야 한다. DB Time의 구성과 시간 모델, 대기 클래스는 ch19에서 이 과정의 축으로 본격적으로 다룬다. ch15에서는 '모든 진단이 이 하나의 값에서 출발한다'는 것만 확실히 해 둔다.</w:t>
       </w:r>
     </w:p>
     <w:p>
@@ -1114,7 +1114,7 @@
           <w:b w:val="0"/>
           <w:sz w:val="21"/>
         </w:rPr>
-        <w:t>같은 조회 결과에서 sql execute elapsed time이 12,277,777, parse time elapsed가 1,935,695로 나타난 것도 함께 읽어 둘 만하다. 시간 모델은 이렇게 DB Time을 세부 활동으로 쪼개 준다. SQL 실행에 쓴 경과 시간이 파싱에 쓴 시간보다 크다는 것은 이 인스턴스가 파싱보다 실행에 시간을 더 썼다는 뜻이다. 만약 반대로 파싱 시간이 비정상적으로 크다면 하드 파싱 폭증(리터럴 SQL)을 의심하고 공유 풀·커서 공유를 봐야 한다(2장·18장). 이처럼 시간 모델의 각 통계는 '어느 활동이 시간을 먹는가'를 가리키는 이정표이며, 이 판독을 5장에서 본격적으로 훈련한다.</w:t>
+        <w:t>같은 조회 결과에서 sql execute elapsed time이 12,277,777, parse time elapsed가 1,935,695로 나타난 것도 함께 읽어 둘 만하다. 시간 모델은 이렇게 DB Time을 세부 활동으로 쪼개 준다. SQL 실행에 쓴 경과 시간이 파싱에 쓴 시간보다 크다는 것은 이 인스턴스가 파싱보다 실행에 시간을 더 썼다는 뜻이다. 만약 반대로 파싱 시간이 비정상적으로 크다면 하드 파싱 폭증(리터럴 SQL)을 의심하고 공유 풀·커서 공유를 봐야 한다(ch16·ch32). 이처럼 시간 모델의 각 통계는 '어느 활동이 시간을 먹는가'를 가리키는 이정표이며, 이 판독을 ch19에서 본격적으로 훈련한다.</w:t>
       </w:r>
     </w:p>
     <w:tbl>
@@ -1187,7 +1187,7 @@
                 <w:rFonts w:ascii="맑은 고딕" w:hAnsi="맑은 고딕" w:eastAsia="맑은 고딕"/>
                 <w:sz w:val="20"/>
               </w:rPr>
-              <w:t>· 교훈: 성능 지표는 부하가 있어야 나타난다. 조회만 하는 실습으로는 아무것도 배울 수 없어, 5장부터 부하 스크립트(WL_01~WL_06)로 실제 부하를 만든다. 그리고 누적값은 반드시 두 시점의 차(델타)로 봐야 하며, 누적값을 그대로 읽으면 오판한다(5장).</w:t>
+              <w:t>· 교훈: 성능 지표는 부하가 있어야 나타난다. 조회만 하는 실습으로는 아무것도 배울 수 없어, ch19부터 부하 스크립트(WL_01~WL_06)로 실제 부하를 만든다. 그리고 누적값은 반드시 두 시점의 차(델타)로 봐야 하며, 누적값을 그대로 읽으면 오판한다(ch19).</w:t>
             </w:r>
           </w:p>
         </w:tc>
@@ -1388,7 +1388,7 @@
           <w:b w:val="0"/>
           <w:sz w:val="21"/>
         </w:rPr>
-        <w:t>V$ 뷰로 실시간 진단을 할 때는 정해진 경로를 따른다. 지금 활성인 세션(V$SESSION)에서 출발해, 그 세션이 무엇을 기다리는지(V$SESSION_WAIT, V$SESSION의 EVENT), 어떤 SQL을 돌리는지(V$SQL), 그 SQL이 어느 세그먼트를 건드리는지(V$SEGMENT_STATISTICS)로 좁혀 들어간다. '세션 → 대기 → SQL → 세그먼트'라는 이 경로는 AWR이 없어도, 라이선스가 없어도 그대로 쓸 수 있다. 13장에서 이 실시간 진단 경로를 절차로 훈련한다. V$의 약점은 과거를 못 본다는 것이다. 순간 상태만 보여 주므로, 짧게 튀는 문제를 잡으려면 사람이 짧은 주기로 반복 조회(폴링)해야 하고, 이것이 라이선스 없이 ASH를 흉내 내는 방식이 된다.</w:t>
+        <w:t>V$ 뷰로 실시간 진단을 할 때는 정해진 경로를 따른다. 지금 활성인 세션(V$SESSION)에서 출발해, 그 세션이 무엇을 기다리는지(V$SESSION_WAIT, V$SESSION의 EVENT), 어떤 SQL을 돌리는지(V$SQL), 그 SQL이 어느 세그먼트를 건드리는지(V$SEGMENT_STATISTICS)로 좁혀 들어간다. '세션 → 대기 → SQL → 세그먼트'라는 이 경로는 AWR이 없어도, 라이선스가 없어도 그대로 쓸 수 있다. ch26에서 이 실시간 진단 경로를 절차로 훈련한다. V$의 약점은 과거를 못 본다는 것이다. 순간 상태만 보여 주므로, 짧게 튀는 문제를 잡으려면 사람이 짧은 주기로 반복 조회(폴링)해야 하고, 이것이 라이선스 없이 ASH를 흉내 내는 방식이 된다.</w:t>
       </w:r>
     </w:p>
     <w:p>
@@ -1574,7 +1574,7 @@
           <w:b w:val="0"/>
           <w:sz w:val="21"/>
         </w:rPr>
-        <w:t>보존 구간(2026-08-14 ~ 2026-08-25) 안의 문제라면 AWR로 사후에 데이터를 확보할 수 있지만, 이 구간을 벗어난 과거는 데이터가 없어 진단이 불가능하다. 그래서 사고 당시의 구간은 베이스라인으로 보호해 두어야 한다(6장). AWR·DBA_HIST_*는 Diagnostics Pack 라이선스가 필요하다(1.6절).</w:t>
+        <w:t>보존 구간(2026-08-14 ~ 2026-08-25) 안의 문제라면 AWR로 사후에 데이터를 확보할 수 있지만, 이 구간을 벗어난 과거는 데이터가 없어 진단이 불가능하다. 그래서 사고 당시의 구간은 베이스라인으로 보호해 두어야 한다(ch20). AWR·DBA_HIST_*는 Diagnostics Pack 라이선스가 필요하다(1.6절).</w:t>
       </w:r>
     </w:p>
     <w:p>
@@ -1587,7 +1587,7 @@
           <w:b w:val="0"/>
           <w:sz w:val="21"/>
         </w:rPr>
-        <w:t>AWR 보고서를 열면 가장 먼저 보는 것이 Load Profile이다. 초당 논리 읽기·물리 읽기·파싱·트랜잭션 수 같은 부하의 밀도를 한눈에 보여 준다. 이어 Top 10 Foreground Events가 이 구간에서 무엇을 가장 오래 기다렸는지를, SQL 정렬 섹션이 어떤 SQL이 경과 시간·논리 읽기·물리 읽기 기준 상위인지를 알려 준다. 이 판독은 8장에서 본격적으로 다루며, 1장에서는 'AWR은 지나간 구간을 이렇게 요약해 준다'는 그림만 잡아 둔다. 다만 상위 대기 하나만 보고 결론 내지 않는 것이 원칙이다. 언제나 그 대기가 DB Time에서 차지하는 비중과 함께 본다.</w:t>
+        <w:t>AWR 보고서를 열면 가장 먼저 보는 것이 Load Profile이다. 초당 논리 읽기·물리 읽기·파싱·트랜잭션 수 같은 부하의 밀도를 한눈에 보여 준다. 이어 Top 10 Foreground Events가 이 구간에서 무엇을 가장 오래 기다렸는지를, SQL 정렬 섹션이 어떤 SQL이 경과 시간·논리 읽기·물리 읽기 기준 상위인지를 알려 준다. 이 판독은 ch22에서 본격적으로 다루며, ch15에서는 'AWR은 지나간 구간을 이렇게 요약해 준다'는 그림만 잡아 둔다. 다만 상위 대기 하나만 보고 결론 내지 않는 것이 원칙이다. 언제나 그 대기가 DB Time에서 차지하는 비중과 함께 본다.</w:t>
       </w:r>
     </w:p>
     <w:p>
@@ -1611,7 +1611,7 @@
           <w:b w:val="0"/>
           <w:sz w:val="21"/>
         </w:rPr>
-        <w:t>ADDM은 AWR이 모아 둔 데이터를 자동으로 분석해 병목을 진단하고 개선안을 제시하는 자가 진단 엔진이다. 전문가의 진단 트리를 코드화한 것으로, DB Time을 하향식(top-down)으로 분해하며 근본 원인을 좁혀 간다. 결과는 발견 사항(Finding, 무엇이 문제인가)·권고(Recommendation, 어떻게 고칠 것인가)·근거(Rationale, 왜 그 권고가 타당한가)로 구조화되고, 각 발견에는 예상 이득이 DB Time 비율로 표시된다. '무엇을 봐야 할지 모를 때 출발점'으로 쓴다. 다만 ADDM의 권고는 결론이 아니라 가설이라는 점을 이 과정은 거듭 강조한다(9장). 진입점은 addmrpt.sql, DBMS_ADDM 패키지, DBA_ADDM_* 뷰다. ADDM 역시 Diagnostics Pack 라이선스가 필요하다.</w:t>
+        <w:t>ADDM은 AWR이 모아 둔 데이터를 자동으로 분석해 병목을 진단하고 개선안을 제시하는 자가 진단 엔진이다. 전문가의 진단 트리를 코드화한 것으로, DB Time을 하향식(top-down)으로 분해하며 근본 원인을 좁혀 간다. 결과는 발견 사항(Finding, 무엇이 문제인가)·권고(Recommendation, 어떻게 고칠 것인가)·근거(Rationale, 왜 그 권고가 타당한가)로 구조화되고, 각 발견에는 예상 이득이 DB Time 비율로 표시된다. '무엇을 봐야 할지 모를 때 출발점'으로 쓴다. 다만 ADDM의 권고는 결론이 아니라 가설이라는 점을 이 과정은 거듭 강조한다(ch24). 진입점은 addmrpt.sql, DBMS_ADDM 패키지, DBA_ADDM_* 뷰다. ADDM 역시 Diagnostics Pack 라이선스가 필요하다.</w:t>
       </w:r>
     </w:p>
     <w:p>
@@ -1925,7 +1925,7 @@
           <w:b w:val="0"/>
           <w:sz w:val="21"/>
         </w:rPr>
-        <w:t>어드바이저 중 SQL Tuning Advisor·SQL Access Advisor·SQL Performance Analyzer는 Tuning Pack 라이선스가 필요하다. Segment·Undo·Statistics 어드바이저는 별도 팩 없이 쓸 수 있다. 어드바이저 프레임워크와 자동 튜닝은 15장에서 다룬다.</w:t>
+        <w:t>어드바이저 중 SQL Tuning Advisor·SQL Access Advisor·SQL Performance Analyzer는 Tuning Pack 라이선스가 필요하다. Segment·Undo·Statistics 어드바이저는 별도 팩 없이 쓸 수 있다. 어드바이저 프레임워크와 자동 튜닝은 ch30에서 다룬다.</w:t>
       </w:r>
     </w:p>
     <w:p>
@@ -1949,7 +1949,7 @@
           <w:b w:val="0"/>
           <w:sz w:val="21"/>
         </w:rPr>
-        <w:t>위 다섯 도구 외에도 오라클은 여러 진단 수단을 제공한다. 종단 간 추적(End-to-End Application Tracing)은 특정 사용자·서비스·모듈이 유발하는 과다 워크로드를 식별한다. 서버 생성 알림(server-generated alerts)은 임계값을 넘는 상황(테이블스페이스 포화, 특정 메트릭 초과 등)을 자동으로 통지한다. 이 알림 체계와 메트릭 임계값을 '얼마로 잡을 것인가'는 12장에서 이력 분포에 근거해 다룬다. Enterprise Manager의 데이터베이스 성능 페이지는 호스트·서비스 시간·처리량을 실시간으로 보여 주지만 EM 설치에 의존하므로, 이 과정은 EM 없이 SQL*Plus와 V$·AWR로 같은 정보를 얻는 방법에 집중한다. 마지막으로 메모리·MTTR·세그먼트·Undo 어드바이저 등 여러 어드바이저가 있으며, 자동 메모리 관리를 쓰지 않을 때 메모리 어드바이저가 특히 유용하다(16장).</w:t>
+        <w:t>위 다섯 도구 외에도 오라클은 여러 진단 수단을 제공한다. 종단 간 추적(End-to-End Application Tracing)은 특정 사용자·서비스·모듈이 유발하는 과다 워크로드를 식별한다. 서버 생성 알림(server-generated alerts)은 임계값을 넘는 상황(테이블스페이스 포화, 특정 메트릭 초과 등)을 자동으로 통지한다. 이 알림 체계와 메트릭 임계값을 '얼마로 잡을 것인가'는 ch28에서 이력 분포에 근거해 다룬다. Enterprise Manager의 데이터베이스 성능 페이지는 호스트·서비스 시간·처리량을 실시간으로 보여 주지만 EM 설치에 의존하므로, 이 과정은 EM 없이 SQL*Plus와 V$·AWR로 같은 정보를 얻는 방법에 집중한다. 마지막으로 메모리·MTTR·세그먼트·Undo 어드바이저 등 여러 어드바이저가 있으며, 자동 메모리 관리를 쓰지 않을 때 메모리 어드바이저가 특히 유용하다(ch29).</w:t>
       </w:r>
     </w:p>
     <w:p>
@@ -2324,7 +2324,7 @@
           <w:b w:val="0"/>
           <w:sz w:val="21"/>
         </w:rPr>
-        <w:t>AWR·ADDM·ASH는 강력하고 편리해서 교육용으로 무심코 쓰기 쉽다. 그러나 이들은 유상 옵션인 Diagnostics Pack에 속한다. 교육 환경에서 익숙해진 명령을 실무 데이터베이스에서 그대로 실행하면 라이선스 위반이 된다. 그래서 이 과정은 1장에서 라이선스 경계를 분명히 긋고, AWR·ADDM·ASH를 언급하는 모든 곳에 라이선스 표기와 대안 경로를 병기한다.</w:t>
+        <w:t>AWR·ADDM·ASH는 강력하고 편리해서 교육용으로 무심코 쓰기 쉽다. 그러나 이들은 유상 옵션인 Diagnostics Pack에 속한다. 교육 환경에서 익숙해진 명령을 실무 데이터베이스에서 그대로 실행하면 라이선스 위반이 된다. 그래서 이 과정은 ch15에서 라이선스 경계를 분명히 긋고, AWR·ADDM·ASH를 언급하는 모든 곳에 라이선스 표기와 대안 경로를 병기한다.</w:t>
       </w:r>
     </w:p>
     <w:p>
@@ -2407,7 +2407,7 @@
                 <w:b/>
                 <w:sz w:val="19"/>
               </w:rPr>
-              <w:t>1장 실습 대안</w:t>
+              <w:t>ch15 실습 대안</w:t>
             </w:r>
           </w:p>
         </w:tc>
@@ -2451,7 +2451,7 @@
                 <w:rFonts w:ascii="맑은 고딕" w:hAnsi="맑은 고딕" w:eastAsia="맑은 고딕"/>
                 <w:sz w:val="19"/>
               </w:rPr>
-              <w:t>V$ 뷰 직접 조회 / Statspack(6장)</w:t>
+              <w:t>V$ 뷰 직접 조회 / Statspack(ch20)</w:t>
             </w:r>
           </w:p>
         </w:tc>
@@ -2991,7 +2991,7 @@
           <w:b w:val="0"/>
           <w:sz w:val="21"/>
         </w:rPr>
-        <w:t>Diagnostics Pack이 없다고 진단을 포기할 필요는 없다. 원천 데이터는 언제나 V$에 있기 때문이다. AWR 대신 무상 도구인 Statspack을 설치해 스냅샷과 보고서를 얻을 수 있고(6장에서 설치·수집·보고서를 한 절로 다룬다), ADDM·ASH가 보여 주는 것도 V$ 뷰를 직접 조회하면 상당 부분 재현된다. Statspack은 AWR의 전신이 되는 무상 패키지로, 스냅샷을 스스로 떠서 SYSTEM/PERFSTAT 스키마에 저장하고 spreport.sql로 구간 보고서를 만든다. AWR만큼 자동화되어 있지 않고 ADDM 같은 자동 진단이 붙지 않지만, Load Profile과 상위 대기·상위 SQL 같은 핵심 정보는 충분히 얻을 수 있다. 다만 ASH가 잡아 주는 초 단위 스파이크는 Statspack으로 재현하기 어렵고, 이때는 V$SESSION·V$SESSION_WAIT를 짧은 주기로 직접 폴링해 스냅샷을 흉내 내야 한다. 아래 표가 대안 경로의 지도다.</w:t>
+        <w:t>Diagnostics Pack이 없다고 진단을 포기할 필요는 없다. 원천 데이터는 언제나 V$에 있기 때문이다. AWR 대신 무상 도구인 Statspack을 설치해 스냅샷과 보고서를 얻을 수 있고(ch20에서 설치·수집·보고서를 한 절로 다룬다), ADDM·ASH가 보여 주는 것도 V$ 뷰를 직접 조회하면 상당 부분 재현된다. Statspack은 AWR의 전신이 되는 무상 패키지로, 스냅샷을 스스로 떠서 SYSTEM/PERFSTAT 스키마에 저장하고 spreport.sql로 구간 보고서를 만든다. AWR만큼 자동화되어 있지 않고 ADDM 같은 자동 진단이 붙지 않지만, Load Profile과 상위 대기·상위 SQL 같은 핵심 정보는 충분히 얻을 수 있다. 다만 ASH가 잡아 주는 초 단위 스파이크는 Statspack으로 재현하기 어렵고, 이때는 V$SESSION·V$SESSION_WAIT를 짧은 주기로 직접 폴링해 스냅샷을 흉내 내야 한다. 아래 표가 대안 경로의 지도다.</w:t>
       </w:r>
     </w:p>
     <w:tbl>
@@ -3304,7 +3304,7 @@
                 <w:rFonts w:ascii="맑은 고딕" w:hAnsi="맑은 고딕" w:eastAsia="맑은 고딕"/>
                 <w:sz w:val="20"/>
               </w:rPr>
-              <w:t>· 이 과정은 해당 기능을 쓰는 6·8·9·10·11·15장 도입부에 라이선스 표기를 반복하고, 실습마다 대안 경로(V$ 직접 조회 또는 Statspack)를 함께 싣는다.</w:t>
+              <w:t>· 이 과정은 해당 기능을 쓰는 ch20·ch22·ch24·ch25·ch23·ch30 도입부에 라이선스 표기를 반복하고, 실습마다 대안 경로(V$ 직접 조회 또는 Statspack)를 함께 싣는다.</w:t>
             </w:r>
           </w:p>
           <w:p>
@@ -3584,7 +3584,7 @@
           <w:b w:val="0"/>
           <w:sz w:val="21"/>
         </w:rPr>
-        <w:t>목표를 세울 때는 반드시 기준선(baseline)이 함께 있어야 한다. 정상일 때의 값을 모르면 '느려졌다'도, '개선됐다'도 증명할 수 없기 때문이다. 가장 좋은 기준선은 애플리케이션이 정상 동작하던 피크 시간대의 통계다. 실무에서는 피크 구간(예: 오전 10~12시, 오후 1시 반~3시, 자정~새벽 배치 창)을 미리 파악해 그 구간의 데이터를 수집해 둔다. 이상적으로는 QA 단계부터, 늦어도 운영 투입 직후부터 수집을 구성한다. 기준선에는 애플리케이션 통계(트랜잭션량·응답시간), 데이터베이스 통계, OS 통계, 디스크 I/O 통계, 네트워크 통계가 포함되는 것이 좋다. AWR에서는 이 정상 구간을 스냅샷 범위로 지정해 베이스라인으로 보존한다(6장). 이 과정의 실습 05가 '진료비 스키마 환경 점검'으로 전 챕터 공통 기준선을 만드는 것도 같은 취지다.</w:t>
+        <w:t>목표를 세울 때는 반드시 기준선(baseline)이 함께 있어야 한다. 정상일 때의 값을 모르면 '느려졌다'도, '개선됐다'도 증명할 수 없기 때문이다. 가장 좋은 기준선은 애플리케이션이 정상 동작하던 피크 시간대의 통계다. 실무에서는 피크 구간(예: 오전 10~12시, 오후 1시 반~3시, 자정~새벽 배치 창)을 미리 파악해 그 구간의 데이터를 수집해 둔다. 이상적으로는 QA 단계부터, 늦어도 운영 투입 직후부터 수집을 구성한다. 기준선에는 애플리케이션 통계(트랜잭션량·응답시간), 데이터베이스 통계, OS 통계, 디스크 I/O 통계, 네트워크 통계가 포함되는 것이 좋다. AWR에서는 이 정상 구간을 스냅샷 범위로 지정해 베이스라인으로 보존한다(ch20). 이 과정의 실습 05가 '진료비 스키마 환경 점검'으로 전 챕터 공통 기준선을 만드는 것도 같은 취지다.</w:t>
       </w:r>
     </w:p>
     <w:p>
@@ -3698,7 +3698,7 @@
           <w:b w:val="0"/>
           <w:sz w:val="21"/>
         </w:rPr>
-        <w:t>이 과정은 세 가지 흔한 사고방식을 반복해서 경계한다. 1장에서 이를 과정 전체의 태도로 심어 둔다. 세 가지는 서로 다른 얼굴을 하고 있지만 뿌리는 같다. 모두 'DB Time과 근거를 보지 않고 단일 지표나 남의 결론에 기댄다'는 것이다. 히트율이라는 단일 지표를 믿고, ADDM이라는 남의 결론을 믿고, 아무 지표도 캡처하지 않은 채 손을 대는 것 — 이 셋은 결국 '내가 직접 측정하고 판정하지 않았다'는 하나의 잘못이다.</w:t>
+        <w:t>이 과정은 세 가지 흔한 사고방식을 반복해서 경계한다. ch15에서 이를 과정 전체의 태도로 심어 둔다. 세 가지는 서로 다른 얼굴을 하고 있지만 뿌리는 같다. 모두 'DB Time과 근거를 보지 않고 단일 지표나 남의 결론에 기댄다'는 것이다. 히트율이라는 단일 지표를 믿고, ADDM이라는 남의 결론을 믿고, 아무 지표도 캡처하지 않은 채 손을 대는 것 — 이 셋은 결국 '내가 직접 측정하고 판정하지 않았다'는 하나의 잘못이다.</w:t>
       </w:r>
     </w:p>
     <w:p>
@@ -3722,7 +3722,7 @@
           <w:b w:val="0"/>
           <w:sz w:val="21"/>
         </w:rPr>
-        <w:t>버퍼 캐시 히트율이 99퍼센트라고 시스템이 건강한 것은 아니다. 비효율적인 SQL이 같은 블록을 몇 번이고 다시 읽으면 논리 읽기가 폭증하고, 그 대부분이 캐시에서 처리되어 히트율은 오히려 올라간다. 히트율이 높은데 응답시간이 나쁜 상황을 17장에서 직접 만들어 본다. 히트율은 목표가 아니라 하나의 참고 지표일 뿐이다.</w:t>
+        <w:t>버퍼 캐시 히트율이 99퍼센트라고 시스템이 건강한 것은 아니다. 비효율적인 SQL이 같은 블록을 몇 번이고 다시 읽으면 논리 읽기가 폭증하고, 그 대부분이 캐시에서 처리되어 히트율은 오히려 올라간다. 히트율이 높은데 응답시간이 나쁜 상황을 ch31에서 직접 만들어 본다. 히트율은 목표가 아니라 하나의 참고 지표일 뿐이다.</w:t>
       </w:r>
     </w:p>
     <w:p>
@@ -3746,7 +3746,7 @@
           <w:b w:val="0"/>
           <w:sz w:val="21"/>
         </w:rPr>
-        <w:t>ADDM이나 어드바이저의 권고는 결론이 아니라 가설이다. 영향도가 낮은 권고에 시간을 쓰거나, 맥락을 무시하고 권고를 그대로 적용하면 오히려 해가 된다. 권고를 그대로 따르면 안 되는 사례를 9장·15장에서 판별한다. 권고는 '왜 이 권고가 나왔는가(근거)'와 '이 권고가 내 상황에 맞는가'를 검토한 뒤에만 채택한다.</w:t>
+        <w:t>ADDM이나 어드바이저의 권고는 결론이 아니라 가설이다. 영향도가 낮은 권고에 시간을 쓰거나, 맥락을 무시하고 권고를 그대로 적용하면 오히려 해가 된다. 권고를 그대로 따르면 안 되는 사례를 ch24·ch30에서 판별한다. 권고는 '왜 이 권고가 나왔는가(근거)'와 '이 권고가 내 상황에 맞는가'를 검토한 뒤에만 채택한다.</w:t>
       </w:r>
     </w:p>
     <w:p>
@@ -4163,7 +4163,7 @@
           <w:b w:val="0"/>
           <w:sz w:val="21"/>
         </w:rPr>
-        <w:t>이 실습들은 아직 부하를 걸지 않는다. 1장은 도구 지도와 태도를 세우는 장이므로, 실측 대상은 인스턴스 기동 이후의 누적값과 현재 상태다. 부하를 만들어 지표를 움직이는 실습은 5장부터 시작된다. 그럼에도 1장 실습마다 '조치 전 상태 → 조치·조회 → 결과 해석'의 흐름과 '이상 징후/오류 → 원인 → 조치/판정' 한 대목을 반드시 포함하는데, 이는 성능 실습의 사고 습관을 첫 장부터 몸에 붙이기 위해서다. 예컨대 실습 03에서는 CONTROL_MANAGEMENT_PACK_ACCESS를 NONE으로 바꿔 접근이 막히는 상황을 재현하고 원인을 규명한 뒤 원복한다.</w:t>
+        <w:t>이 실습들은 아직 부하를 걸지 않는다. ch15은 도구 지도와 태도를 세우는 장이므로, 실측 대상은 인스턴스 기동 이후의 누적값과 현재 상태다. 부하를 만들어 지표를 움직이는 실습은 ch19부터 시작된다. 그럼에도 ch15 실습마다 '조치 전 상태 → 조치·조회 → 결과 해석'의 흐름과 '이상 징후/오류 → 원인 → 조치/판정' 한 대목을 반드시 포함하는데, 이는 성능 실습의 사고 습관을 첫 장부터 몸에 붙이기 위해서다. 예컨대 실습 03에서는 CONTROL_MANAGEMENT_PACK_ACCESS를 NONE으로 바꿔 접근이 막히는 상황을 재현하고 원인을 규명한 뒤 원복한다.</w:t>
       </w:r>
     </w:p>
     <w:p>
@@ -4176,7 +4176,7 @@
           <w:b w:val="0"/>
           <w:sz w:val="21"/>
         </w:rPr>
-        <w:t>다음 장(2장)에서는 성능을 고려한 설계와 개발로 넘어가, 바인드 변수와 커서 공유·커넥션 비용·배포 전 워크로드 테스트를 다룬다. 성능은 튜닝보다 설계에서 먼저 결정된다는 것이 2장의 출발점이다.</w:t>
+        <w:t>다음 장(ch16)에서는 성능을 고려한 설계와 개발로 넘어가, 바인드 변수와 커서 공유·커넥션 비용·배포 전 워크로드 테스트를 다룬다. 성능은 튜닝보다 설계에서 먼저 결정된다는 것이 ch16의 출발점이다.</w:t>
       </w:r>
     </w:p>
     <w:sectPr>

--- a/DBTUNING/ch15_성능튜닝개요/ch15_성능튜닝개요.docx
+++ b/DBTUNING/ch15_성능튜닝개요/ch15_성능튜닝개요.docx
@@ -10,7 +10,7 @@
         <w:rPr>
           <w:rFonts w:ascii="맑은 고딕" w:hAnsi="맑은 고딕" w:eastAsia="맑은 고딕"/>
         </w:rPr>
-        <w:t>제ch15  성능 튜닝 개요</w:t>
+        <w:t>ch15  성능 튜닝 개요</w:t>
       </w:r>
     </w:p>
     <w:p>

--- a/DBTUNING/ch15_성능튜닝개요/ch15_성능튜닝개요.docx
+++ b/DBTUNING/ch15_성능튜닝개요/ch15_성능튜닝개요.docx
@@ -60,7 +60,7 @@
         <w:rPr>
           <w:rFonts w:ascii="맑은 고딕" w:hAnsi="맑은 고딕" w:eastAsia="맑은 고딕"/>
         </w:rPr>
-        <w:t>1.1  학습 목표</w:t>
+        <w:t>15.1  학습 목표</w:t>
       </w:r>
     </w:p>
     <w:p>
@@ -175,7 +175,7 @@
         <w:rPr>
           <w:rFonts w:ascii="맑은 고딕" w:hAnsi="맑은 고딕" w:eastAsia="맑은 고딕"/>
         </w:rPr>
-        <w:t>1.2  응답시간과 처리량 — 성능을 무엇으로 재는가</w:t>
+        <w:t>15.2  응답시간과 처리량 — 성능을 무엇으로 재는가</w:t>
       </w:r>
     </w:p>
     <w:p>
@@ -638,7 +638,7 @@
         <w:rPr>
           <w:rFonts w:ascii="맑은 고딕" w:hAnsi="맑은 고딕" w:eastAsia="맑은 고딕"/>
         </w:rPr>
-        <w:t>1.3  튜닝이 필요한 시점 — 언제 손대는가</w:t>
+        <w:t>15.3  튜닝이 필요한 시점 — 언제 손대는가</w:t>
       </w:r>
     </w:p>
     <w:p>
@@ -874,7 +874,7 @@
         <w:rPr>
           <w:rFonts w:ascii="맑은 고딕" w:hAnsi="맑은 고딕" w:eastAsia="맑은 고딕"/>
         </w:rPr>
-        <w:t>1.4  DB Time — 이 과정의 공통 화폐</w:t>
+        <w:t>15.4  DB Time — 이 과정의 공통 화폐</w:t>
       </w:r>
     </w:p>
     <w:p>
@@ -1202,7 +1202,7 @@
         <w:rPr>
           <w:rFonts w:ascii="맑은 고딕" w:hAnsi="맑은 고딕" w:eastAsia="맑은 고딕"/>
         </w:rPr>
-        <w:t>1.5  성능 도구 지도 — 무엇을 언제 쓰는가</w:t>
+        <w:t>15.5  성능 도구 지도 — 무엇을 언제 쓰는가</w:t>
       </w:r>
     </w:p>
     <w:p>
@@ -1574,7 +1574,7 @@
           <w:b w:val="0"/>
           <w:sz w:val="21"/>
         </w:rPr>
-        <w:t>보존 구간(2026-08-14 ~ 2026-08-25) 안의 문제라면 AWR로 사후에 데이터를 확보할 수 있지만, 이 구간을 벗어난 과거는 데이터가 없어 진단이 불가능하다. 그래서 사고 당시의 구간은 베이스라인으로 보호해 두어야 한다(ch20). AWR·DBA_HIST_*는 Diagnostics Pack 라이선스가 필요하다(1.6절).</w:t>
+        <w:t>보존 구간(2026-08-14 ~ 2026-08-25) 안의 문제라면 AWR로 사후에 데이터를 확보할 수 있지만, 이 구간을 벗어난 과거는 데이터가 없어 진단이 불가능하다. 그래서 사고 당시의 구간은 베이스라인으로 보호해 두어야 한다(ch20). AWR·DBA_HIST_*는 Diagnostics Pack 라이선스가 필요하다(15.6절).</w:t>
       </w:r>
     </w:p>
     <w:p>
@@ -2311,7 +2311,7 @@
         <w:rPr>
           <w:rFonts w:ascii="맑은 고딕" w:hAnsi="맑은 고딕" w:eastAsia="맑은 고딕"/>
         </w:rPr>
-        <w:t>1.6  관리 팩 라이선스 — 무심코 쓰면 위반이다</w:t>
+        <w:t>15.6  관리 팩 라이선스 — 무심코 쓰면 위반이다</w:t>
       </w:r>
     </w:p>
     <w:p>
@@ -3331,7 +3331,7 @@
         <w:rPr>
           <w:rFonts w:ascii="맑은 고딕" w:hAnsi="맑은 고딕" w:eastAsia="맑은 고딕"/>
         </w:rPr>
-        <w:t>1.7  튜닝 목표를 수치로 정의하는 법</w:t>
+        <w:t>15.7  튜닝 목표를 수치로 정의하는 법</w:t>
       </w:r>
     </w:p>
     <w:p>
@@ -3685,7 +3685,7 @@
         <w:rPr>
           <w:rFonts w:ascii="맑은 고딕" w:hAnsi="맑은 고딕" w:eastAsia="맑은 고딕"/>
         </w:rPr>
-        <w:t>1.8  세 가지 경계 — 이 과정의 태도</w:t>
+        <w:t>15.8  세 가지 경계 — 이 과정의 태도</w:t>
       </w:r>
     </w:p>
     <w:p>
@@ -3858,7 +3858,7 @@
         <w:rPr>
           <w:rFonts w:ascii="맑은 고딕" w:hAnsi="맑은 고딕" w:eastAsia="맑은 고딕"/>
         </w:rPr>
-        <w:t>1.9  요약</w:t>
+        <w:t>15.9  요약</w:t>
       </w:r>
     </w:p>
     <w:p>
@@ -3960,7 +3960,7 @@
         <w:rPr>
           <w:rFonts w:ascii="맑은 고딕" w:hAnsi="맑은 고딕" w:eastAsia="맑은 고딕"/>
         </w:rPr>
-        <w:t>1.10  퀴즈</w:t>
+        <w:t>15.10  퀴즈</w:t>
       </w:r>
     </w:p>
     <w:tbl>
@@ -4072,7 +4072,7 @@
         <w:rPr>
           <w:rFonts w:ascii="맑은 고딕" w:hAnsi="맑은 고딕" w:eastAsia="맑은 고딕"/>
         </w:rPr>
-        <w:t>1.11  실습 개요</w:t>
+        <w:t>15.11  실습 개요</w:t>
       </w:r>
     </w:p>
     <w:p>
